--- a/laba3/Примеры работы алгоритмов.docx
+++ b/laba3/Примеры работы алгоритмов.docx
@@ -140,14 +140,12 @@
                 <w:lang w:val="en-US"/>
               </w:rPr>
             </w:pPr>
-            <w:proofErr w:type="gramStart"/>
             <w:r>
               <w:rPr>
                 <w:lang w:val="en-US"/>
               </w:rPr>
               <w:t>a(</w:t>
             </w:r>
-            <w:proofErr w:type="gramEnd"/>
             <w:r>
               <w:t>основание степени</w:t>
             </w:r>
@@ -287,7 +285,7 @@
               <w:ind w:firstLine="0"/>
             </w:pPr>
             <w:r>
-              <w:t>49</w:t>
+              <w:t>7</w:t>
             </w:r>
           </w:p>
         </w:tc>
@@ -303,7 +301,7 @@
               <w:ind w:firstLine="0"/>
             </w:pPr>
             <w:r>
-              <w:t>6</w:t>
+              <w:t>12</w:t>
             </w:r>
           </w:p>
         </w:tc>
@@ -326,9 +324,6 @@
         <w:tc>
           <w:tcPr>
             <w:tcW w:w="1695" w:type="dxa"/>
-            <w:tcBorders>
-              <w:bottom w:val="nil"/>
-            </w:tcBorders>
           </w:tcPr>
           <w:p>
             <w:pPr>
@@ -353,7 +348,7 @@
               <w:ind w:firstLine="0"/>
             </w:pPr>
             <w:r>
-              <w:t>32</w:t>
+              <w:t>49</w:t>
             </w:r>
           </w:p>
         </w:tc>
@@ -369,7 +364,7 @@
               <w:ind w:firstLine="0"/>
             </w:pPr>
             <w:r>
-              <w:t>3</w:t>
+              <w:t>6</w:t>
             </w:r>
           </w:p>
         </w:tc>
@@ -411,6 +406,138 @@
           <w:tcPr>
             <w:tcW w:w="3115" w:type="dxa"/>
             <w:tcBorders>
+              <w:bottom w:val="single" w:sz="4" w:space="0" w:color="auto"/>
+            </w:tcBorders>
+          </w:tcPr>
+          <w:p>
+            <w:pPr>
+              <w:ind w:firstLine="0"/>
+            </w:pPr>
+            <w:r>
+              <w:t>32</w:t>
+            </w:r>
+          </w:p>
+        </w:tc>
+        <w:tc>
+          <w:tcPr>
+            <w:tcW w:w="1984" w:type="dxa"/>
+            <w:tcBorders>
+              <w:bottom w:val="single" w:sz="4" w:space="0" w:color="auto"/>
+            </w:tcBorders>
+          </w:tcPr>
+          <w:p>
+            <w:pPr>
+              <w:ind w:firstLine="0"/>
+            </w:pPr>
+            <w:r>
+              <w:t>3</w:t>
+            </w:r>
+          </w:p>
+        </w:tc>
+        <w:tc>
+          <w:tcPr>
+            <w:tcW w:w="1843" w:type="dxa"/>
+            <w:tcBorders>
+              <w:bottom w:val="single" w:sz="4" w:space="0" w:color="auto"/>
+            </w:tcBorders>
+          </w:tcPr>
+          <w:p>
+            <w:pPr>
+              <w:ind w:firstLine="0"/>
+            </w:pPr>
+            <w:r>
+              <w:t>7</w:t>
+            </w:r>
+          </w:p>
+        </w:tc>
+        <w:tc>
+          <w:tcPr>
+            <w:tcW w:w="1695" w:type="dxa"/>
+            <w:tcBorders>
+              <w:bottom w:val="nil"/>
+            </w:tcBorders>
+          </w:tcPr>
+          <w:p>
+            <w:pPr>
+              <w:ind w:firstLine="0"/>
+            </w:pPr>
+            <w:r>
+              <w:t>3</w:t>
+            </w:r>
+          </w:p>
+        </w:tc>
+      </w:tr>
+      <w:tr>
+        <w:tc>
+          <w:tcPr>
+            <w:tcW w:w="3115" w:type="dxa"/>
+            <w:tcBorders>
+              <w:bottom w:val="single" w:sz="4" w:space="0" w:color="auto"/>
+            </w:tcBorders>
+          </w:tcPr>
+          <w:p>
+            <w:pPr>
+              <w:ind w:firstLine="0"/>
+            </w:pPr>
+            <w:r>
+              <w:t>32</w:t>
+            </w:r>
+          </w:p>
+        </w:tc>
+        <w:tc>
+          <w:tcPr>
+            <w:tcW w:w="1984" w:type="dxa"/>
+            <w:tcBorders>
+              <w:bottom w:val="single" w:sz="4" w:space="0" w:color="auto"/>
+            </w:tcBorders>
+          </w:tcPr>
+          <w:p>
+            <w:pPr>
+              <w:ind w:firstLine="0"/>
+            </w:pPr>
+            <w:r>
+              <w:t>2</w:t>
+            </w:r>
+          </w:p>
+        </w:tc>
+        <w:tc>
+          <w:tcPr>
+            <w:tcW w:w="1843" w:type="dxa"/>
+            <w:tcBorders>
+              <w:bottom w:val="single" w:sz="4" w:space="0" w:color="auto"/>
+            </w:tcBorders>
+          </w:tcPr>
+          <w:p>
+            <w:pPr>
+              <w:ind w:firstLine="0"/>
+            </w:pPr>
+            <w:r>
+              <w:t>18</w:t>
+            </w:r>
+          </w:p>
+        </w:tc>
+        <w:tc>
+          <w:tcPr>
+            <w:tcW w:w="1695" w:type="dxa"/>
+            <w:tcBorders>
+              <w:bottom w:val="nil"/>
+            </w:tcBorders>
+          </w:tcPr>
+          <w:p>
+            <w:pPr>
+              <w:ind w:firstLine="0"/>
+            </w:pPr>
+            <w:r>
+              <w:t>4</w:t>
+            </w:r>
+          </w:p>
+        </w:tc>
+      </w:tr>
+      <w:tr>
+        <w:tc>
+          <w:tcPr>
+            <w:tcW w:w="3115" w:type="dxa"/>
+            <w:tcBorders>
               <w:top w:val="single" w:sz="4" w:space="0" w:color="auto"/>
             </w:tcBorders>
           </w:tcPr>
@@ -473,7 +600,7 @@
               <w:ind w:firstLine="0"/>
             </w:pPr>
             <w:r>
-              <w:t>3</w:t>
+              <w:t>5</w:t>
             </w:r>
           </w:p>
         </w:tc>
@@ -531,15 +658,9 @@
           <w:p>
             <w:pPr>
               <w:ind w:firstLine="0"/>
-              <w:rPr>
-                <w:lang w:val="en-US"/>
-              </w:rPr>
-            </w:pPr>
-            <w:r>
-              <w:rPr>
-                <w:lang w:val="en-US"/>
-              </w:rPr>
-              <w:t>4</w:t>
+            </w:pPr>
+            <w:r>
+              <w:t>6</w:t>
             </w:r>
           </w:p>
         </w:tc>
@@ -743,21 +864,7 @@
         <w:rPr>
           <w:lang w:val="en-US"/>
         </w:rPr>
-        <w:t xml:space="preserve">a = </w:t>
-      </w:r>
-      <w:proofErr w:type="spellStart"/>
-      <w:r>
-        <w:rPr>
-          <w:lang w:val="en-US"/>
-        </w:rPr>
-        <w:t>g^k</w:t>
-      </w:r>
-      <w:proofErr w:type="spellEnd"/>
-      <w:r>
-        <w:rPr>
-          <w:lang w:val="en-US"/>
-        </w:rPr>
-        <w:t xml:space="preserve"> mod p = 7 ^ 13 mod 103</w:t>
+        <w:t>a = g^k mod p = 7 ^ 13 mod 103</w:t>
       </w:r>
     </w:p>
     <w:p>
@@ -962,6 +1069,7 @@
     <w:p/>
     <w:p>
       <w:r>
+        <w:lastRenderedPageBreak/>
         <w:t>Проверяем, является ли число</w:t>
       </w:r>
       <w:r>
@@ -996,7 +1104,6 @@
     </w:p>
     <w:p>
       <w:r>
-        <w:lastRenderedPageBreak/>
         <w:t xml:space="preserve">3 ^ 8 </w:t>
       </w:r>
       <w:r>
@@ -1583,6 +1690,7 @@
         </w:rPr>
       </w:pPr>
       <w:r>
+        <w:lastRenderedPageBreak/>
         <w:t xml:space="preserve">Рисунок </w:t>
       </w:r>
       <w:r>
@@ -1733,7 +1841,6 @@
           <w:lang w:val="en-US"/>
         </w:rPr>
       </w:pPr>
-      <w:proofErr w:type="gramStart"/>
       <w:r>
         <w:t>НОД</w:t>
       </w:r>
@@ -1741,14 +1848,7 @@
         <w:rPr>
           <w:lang w:val="en-US"/>
         </w:rPr>
-        <w:t>(</w:t>
-      </w:r>
-      <w:proofErr w:type="gramEnd"/>
-      <w:r>
-        <w:rPr>
-          <w:lang w:val="en-US"/>
-        </w:rPr>
-        <w:t>113, 101) = 1</w:t>
+        <w:t>(113, 101) = 1</w:t>
       </w:r>
     </w:p>
     <w:tbl>
@@ -3990,6 +4090,7 @@
       <w:numPr>
         <w:ilvl w:val="1"/>
       </w:numPr>
+      <w:ind w:firstLine="709"/>
     </w:pPr>
     <w:rPr>
       <w:rFonts w:eastAsiaTheme="majorEastAsia" w:cstheme="majorBidi"/>
